--- a/Глава 1/Список литературы. Глава 1.docx
+++ b/Глава 1/Список литературы. Глава 1.docx
@@ -1,6 +1,6 @@
 
 <file path=word/document.xml><?xml version="1.0" encoding="utf-8"?>
-<w:document xmlns:wpc="http://schemas.microsoft.com/office/word/2010/wordprocessingCanvas" xmlns:cx="http://schemas.microsoft.com/office/drawing/2014/chartex" xmlns:cx1="http://schemas.microsoft.com/office/drawing/2015/9/8/chartex" xmlns:cx2="http://schemas.microsoft.com/office/drawing/2015/10/21/chartex" xmlns:cx3="http://schemas.microsoft.com/office/drawing/2016/5/9/chartex" xmlns:cx4="http://schemas.microsoft.com/office/drawing/2016/5/10/chartex" xmlns:cx5="http://schemas.microsoft.com/office/drawing/2016/5/11/chartex" xmlns:cx6="http://schemas.microsoft.com/office/drawing/2016/5/12/chartex" xmlns:cx7="http://schemas.microsoft.com/office/drawing/2016/5/13/chartex" xmlns:cx8="http://schemas.microsoft.com/office/drawing/2016/5/14/chartex" xmlns:mc="http://schemas.openxmlformats.org/markup-compatibility/2006" xmlns:aink="http://schemas.microsoft.com/office/drawing/2016/ink" xmlns:am3d="http://schemas.microsoft.com/office/drawing/2017/model3d" xmlns:o="urn:schemas-microsoft-com:office:office" xmlns:r="http://schemas.openxmlformats.org/officeDocument/2006/relationships" xmlns:m="http://schemas.openxmlformats.org/officeDocument/2006/math" xmlns:v="urn:schemas-microsoft-com:vml" xmlns:wp14="http://schemas.microsoft.com/office/word/2010/wordprocessingDrawing" xmlns:wp="http://schemas.openxmlformats.org/drawingml/2006/wordprocessingDrawing" xmlns:w10="urn:schemas-microsoft-com:office:word" xmlns:w="http://schemas.openxmlformats.org/wordprocessingml/2006/main" xmlns:w14="http://schemas.microsoft.com/office/word/2010/wordml" xmlns:w15="http://schemas.microsoft.com/office/word/2012/wordml" xmlns:w16cex="http://schemas.microsoft.com/office/word/2018/wordml/cex" xmlns:w16cid="http://schemas.microsoft.com/office/word/2016/wordml/cid" xmlns:w16="http://schemas.microsoft.com/office/word/2018/wordml" xmlns:w16sdtdh="http://schemas.microsoft.com/office/word/2020/wordml/sdtdatahash" xmlns:w16se="http://schemas.microsoft.com/office/word/2015/wordml/symex" xmlns:wpg="http://schemas.microsoft.com/office/word/2010/wordprocessingGroup" xmlns:wpi="http://schemas.microsoft.com/office/word/2010/wordprocessingInk" xmlns:wne="http://schemas.microsoft.com/office/word/2006/wordml" xmlns:wps="http://schemas.microsoft.com/office/word/2010/wordprocessingShape" mc:Ignorable="w14 w15 w16se w16cid w16 w16cex w16sdtdh wp14">
+<w:document xmlns:wpc="http://schemas.microsoft.com/office/word/2010/wordprocessingCanvas" xmlns:cx="http://schemas.microsoft.com/office/drawing/2014/chartex" xmlns:cx1="http://schemas.microsoft.com/office/drawing/2015/9/8/chartex" xmlns:cx2="http://schemas.microsoft.com/office/drawing/2015/10/21/chartex" xmlns:cx3="http://schemas.microsoft.com/office/drawing/2016/5/9/chartex" xmlns:cx4="http://schemas.microsoft.com/office/drawing/2016/5/10/chartex" xmlns:cx5="http://schemas.microsoft.com/office/drawing/2016/5/11/chartex" xmlns:cx6="http://schemas.microsoft.com/office/drawing/2016/5/12/chartex" xmlns:cx7="http://schemas.microsoft.com/office/drawing/2016/5/13/chartex" xmlns:cx8="http://schemas.microsoft.com/office/drawing/2016/5/14/chartex" xmlns:mc="http://schemas.openxmlformats.org/markup-compatibility/2006" xmlns:aink="http://schemas.microsoft.com/office/drawing/2016/ink" xmlns:am3d="http://schemas.microsoft.com/office/drawing/2017/model3d" xmlns:o="urn:schemas-microsoft-com:office:office" xmlns:oel="http://schemas.microsoft.com/office/2019/extlst" xmlns:r="http://schemas.openxmlformats.org/officeDocument/2006/relationships" xmlns:m="http://schemas.openxmlformats.org/officeDocument/2006/math" xmlns:v="urn:schemas-microsoft-com:vml" xmlns:wp14="http://schemas.microsoft.com/office/word/2010/wordprocessingDrawing" xmlns:wp="http://schemas.openxmlformats.org/drawingml/2006/wordprocessingDrawing" xmlns:w10="urn:schemas-microsoft-com:office:word" xmlns:w="http://schemas.openxmlformats.org/wordprocessingml/2006/main" xmlns:w14="http://schemas.microsoft.com/office/word/2010/wordml" xmlns:w15="http://schemas.microsoft.com/office/word/2012/wordml" xmlns:w16cex="http://schemas.microsoft.com/office/word/2018/wordml/cex" xmlns:w16cid="http://schemas.microsoft.com/office/word/2016/wordml/cid" xmlns:w16="http://schemas.microsoft.com/office/word/2018/wordml" xmlns:w16du="http://schemas.microsoft.com/office/word/2023/wordml/word16du" xmlns:w16sdtdh="http://schemas.microsoft.com/office/word/2020/wordml/sdtdatahash" xmlns:w16sdtfl="http://schemas.microsoft.com/office/word/2024/wordml/sdtformatlock" xmlns:w16se="http://schemas.microsoft.com/office/word/2015/wordml/symex" xmlns:wpg="http://schemas.microsoft.com/office/word/2010/wordprocessingGroup" xmlns:wpi="http://schemas.microsoft.com/office/word/2010/wordprocessingInk" xmlns:wne="http://schemas.microsoft.com/office/word/2006/wordml" xmlns:wps="http://schemas.microsoft.com/office/word/2010/wordprocessingShape" mc:Ignorable="w14 w15 w16se w16cid w16 w16cex w16sdtdh w16sdtfl w16du wp14">
   <w:body>
     <w:p>
       <w:pPr>
@@ -13,7 +13,23 @@
       </w:pPr>
       <w:bookmarkStart w:id="0" w:name="_Hlk193061329"/>
       <w:r>
-        <w:t xml:space="preserve">Blade and Sorcery [электронный ресурс]. Режим доступа: </w:t>
+        <w:t xml:space="preserve">Blade </w:t>
+      </w:r>
+      <w:proofErr w:type="spellStart"/>
+      <w:r>
+        <w:t>and</w:t>
+      </w:r>
+      <w:proofErr w:type="spellEnd"/>
+      <w:r>
+        <w:t xml:space="preserve"> </w:t>
+      </w:r>
+      <w:proofErr w:type="spellStart"/>
+      <w:r>
+        <w:t>Sorcery</w:t>
+      </w:r>
+      <w:proofErr w:type="spellEnd"/>
+      <w:r>
+        <w:t xml:space="preserve"> [электронный ресурс]. Режим доступа: </w:t>
       </w:r>
       <w:hyperlink r:id="rId5" w:history="1">
         <w:r>
@@ -55,8 +71,37 @@
         </w:numPr>
         <w:ind w:left="993"/>
       </w:pPr>
-      <w:r>
-        <w:t xml:space="preserve">Подиновский В.В., Потапов М.А. Метод взвешенной суммы критериев в анализе многокритериальных решений: pro et contra // Бизнес-информатика. 2013. № 3(25). С. 41–48. </w:t>
+      <w:proofErr w:type="spellStart"/>
+      <w:r>
+        <w:t>Подиновский</w:t>
+      </w:r>
+      <w:proofErr w:type="spellEnd"/>
+      <w:r>
+        <w:t xml:space="preserve"> В.В., Потапов М.А. Метод взвешенной суммы критериев в анализе многокритериальных решений: </w:t>
+      </w:r>
+      <w:proofErr w:type="spellStart"/>
+      <w:r>
+        <w:t>pro</w:t>
+      </w:r>
+      <w:proofErr w:type="spellEnd"/>
+      <w:r>
+        <w:t xml:space="preserve"> </w:t>
+      </w:r>
+      <w:proofErr w:type="spellStart"/>
+      <w:r>
+        <w:t>et</w:t>
+      </w:r>
+      <w:proofErr w:type="spellEnd"/>
+      <w:r>
+        <w:t xml:space="preserve"> </w:t>
+      </w:r>
+      <w:proofErr w:type="spellStart"/>
+      <w:r>
+        <w:t>contra</w:t>
+      </w:r>
+      <w:proofErr w:type="spellEnd"/>
+      <w:r>
+        <w:t xml:space="preserve"> // Бизнес-информатика. 2013. № 3(25). С. 41–48. </w:t>
       </w:r>
       <w:r>
         <w:t>Режим доступа:</w:t>
@@ -170,7 +215,10 @@
         <w:rPr>
           <w:lang w:val="en-US"/>
         </w:rPr>
-        <w:t>The Elder Scrolls V: Skyrim VR</w:t>
+        <w:t>The Elder Scrolls V: Skyrim VR [</w:t>
+      </w:r>
+      <w:r>
+        <w:t>электронный</w:t>
       </w:r>
       <w:r>
         <w:rPr>
@@ -179,21 +227,6 @@
         <w:t xml:space="preserve"> </w:t>
       </w:r>
       <w:r>
-        <w:rPr>
-          <w:lang w:val="en-US"/>
-        </w:rPr>
-        <w:t>[</w:t>
-      </w:r>
-      <w:r>
-        <w:t>электронный</w:t>
-      </w:r>
-      <w:r>
-        <w:rPr>
-          <w:lang w:val="en-US"/>
-        </w:rPr>
-        <w:t xml:space="preserve"> </w:t>
-      </w:r>
-      <w:r>
         <w:t>ресурс</w:t>
       </w:r>
       <w:r>
@@ -206,10 +239,7 @@
         <w:t>Режим доступа:</w:t>
       </w:r>
       <w:r>
-        <w:t xml:space="preserve"> </w:t>
-      </w:r>
-      <w:r>
-        <w:t>https://store.steampowered.com/app/611670/The_Elder_Scrolls_V_Skyrim_VR/</w:t>
+        <w:t xml:space="preserve"> https://store.steampowered.com/app/611670/The_Elder_Scrolls_V_Skyrim_VR/</w:t>
       </w:r>
       <w:r>
         <w:t xml:space="preserve">. </w:t>
@@ -243,13 +273,7 @@
         <w:rPr>
           <w:lang w:val="en-US"/>
         </w:rPr>
-        <w:t>The Elder Scrolls V: Skyrim VR</w:t>
-      </w:r>
-      <w:r>
-        <w:rPr>
-          <w:lang w:val="en-US"/>
-        </w:rPr>
-        <w:t xml:space="preserve"> </w:t>
+        <w:t xml:space="preserve">The Elder Scrolls V: Skyrim VR </w:t>
       </w:r>
       <w:r>
         <w:rPr>
@@ -319,96 +343,159 @@
         <w:rPr>
           <w:lang w:val="en-US"/>
         </w:rPr>
+        <w:t>GORN</w:t>
+      </w:r>
+      <w:r>
         <w:t xml:space="preserve"> </w:t>
       </w:r>
       <w:r>
-        <w:rPr>
-          <w:lang w:val="en-US"/>
-        </w:rPr>
-        <w:t xml:space="preserve">Database </w:t>
-      </w:r>
-      <w:r>
-        <w:rPr>
-          <w:lang w:val="en-US"/>
-        </w:rPr>
-        <w:t xml:space="preserve">of everything on </w:t>
-      </w:r>
-      <w:r>
-        <w:rPr>
-          <w:lang w:val="en-US"/>
-        </w:rPr>
-        <w:t>Steam [</w:t>
+        <w:t>[</w:t>
       </w:r>
       <w:r>
         <w:t>электронный</w:t>
       </w:r>
       <w:r>
-        <w:rPr>
-          <w:lang w:val="en-US"/>
-        </w:rPr>
         <w:t xml:space="preserve"> </w:t>
       </w:r>
       <w:r>
         <w:t>ресурс</w:t>
       </w:r>
       <w:r>
-        <w:rPr>
-          <w:lang w:val="en-US"/>
-        </w:rPr>
-        <w:t xml:space="preserve">]. </w:t>
-      </w:r>
-      <w:r>
-        <w:t xml:space="preserve">Режим доступа: </w:t>
+        <w:t>].</w:t>
+      </w:r>
+      <w:r>
+        <w:t xml:space="preserve"> </w:t>
+      </w:r>
+      <w:r>
+        <w:t>Режим доступа:</w:t>
+      </w:r>
+      <w:r>
+        <w:t xml:space="preserve"> </w:t>
       </w:r>
       <w:hyperlink r:id="rId8" w:history="1">
         <w:r>
           <w:rPr>
             <w:rStyle w:val="a8"/>
-          </w:rPr>
-          <w:t>https://steamdb.info</w:t>
+            <w:lang w:val="en-US"/>
+          </w:rPr>
+          <w:t>https</w:t>
+        </w:r>
+        <w:r>
+          <w:rPr>
+            <w:rStyle w:val="a8"/>
+          </w:rPr>
+          <w:t>://</w:t>
+        </w:r>
+        <w:r>
+          <w:rPr>
+            <w:rStyle w:val="a8"/>
+            <w:lang w:val="en-US"/>
+          </w:rPr>
+          <w:t>store</w:t>
+        </w:r>
+        <w:r>
+          <w:rPr>
+            <w:rStyle w:val="a8"/>
+          </w:rPr>
+          <w:t>.</w:t>
+        </w:r>
+        <w:proofErr w:type="spellStart"/>
+        <w:r>
+          <w:rPr>
+            <w:rStyle w:val="a8"/>
+            <w:lang w:val="en-US"/>
+          </w:rPr>
+          <w:t>steampowered</w:t>
+        </w:r>
+        <w:proofErr w:type="spellEnd"/>
+        <w:r>
+          <w:rPr>
+            <w:rStyle w:val="a8"/>
+          </w:rPr>
+          <w:t>.</w:t>
+        </w:r>
+        <w:r>
+          <w:rPr>
+            <w:rStyle w:val="a8"/>
+            <w:lang w:val="en-US"/>
+          </w:rPr>
+          <w:t>com</w:t>
+        </w:r>
+        <w:r>
+          <w:rPr>
+            <w:rStyle w:val="a8"/>
+          </w:rPr>
+          <w:t>/</w:t>
+        </w:r>
+        <w:r>
+          <w:rPr>
+            <w:rStyle w:val="a8"/>
+            <w:lang w:val="en-US"/>
+          </w:rPr>
+          <w:t>app</w:t>
+        </w:r>
+        <w:r>
+          <w:rPr>
+            <w:rStyle w:val="a8"/>
+          </w:rPr>
+          <w:t>/578620/</w:t>
+        </w:r>
+        <w:r>
+          <w:rPr>
+            <w:rStyle w:val="a8"/>
+            <w:lang w:val="en-US"/>
+          </w:rPr>
+          <w:t>GORN</w:t>
+        </w:r>
+        <w:r>
+          <w:rPr>
+            <w:rStyle w:val="a8"/>
+          </w:rPr>
+          <w:t>/?</w:t>
+        </w:r>
+        <w:r>
+          <w:rPr>
+            <w:rStyle w:val="a8"/>
+            <w:lang w:val="en-US"/>
+          </w:rPr>
+          <w:t>curator</w:t>
+        </w:r>
+        <w:r>
+          <w:rPr>
+            <w:rStyle w:val="a8"/>
+          </w:rPr>
+          <w:t>_</w:t>
+        </w:r>
+        <w:proofErr w:type="spellStart"/>
+        <w:r>
+          <w:rPr>
+            <w:rStyle w:val="a8"/>
+            <w:lang w:val="en-US"/>
+          </w:rPr>
+          <w:t>clanid</w:t>
+        </w:r>
+        <w:proofErr w:type="spellEnd"/>
+        <w:r>
+          <w:rPr>
+            <w:rStyle w:val="a8"/>
+          </w:rPr>
+          <w:t>=4777282</w:t>
         </w:r>
       </w:hyperlink>
       <w:r>
-        <w:t xml:space="preserve">. </w:t>
-      </w:r>
-      <w:r>
-        <w:rPr>
-          <w:lang w:val="en-US"/>
-        </w:rPr>
-        <w:t>(</w:t>
-      </w:r>
-      <w:r>
-        <w:t>Дата обращения</w:t>
-      </w:r>
-      <w:r>
-        <w:t xml:space="preserve">: </w:t>
-      </w:r>
-      <w:r>
-        <w:rPr>
-          <w:lang w:val="en-US"/>
-        </w:rPr>
-        <w:t>12</w:t>
-      </w:r>
-      <w:r>
-        <w:t>.0</w:t>
-      </w:r>
-      <w:r>
-        <w:rPr>
-          <w:lang w:val="en-US"/>
-        </w:rPr>
-        <w:t>3</w:t>
-      </w:r>
-      <w:r>
-        <w:t>.2025</w:t>
-      </w:r>
-      <w:r>
-        <w:rPr>
-          <w:lang w:val="en-US"/>
-        </w:rPr>
+        <w:t>. (</w:t>
+      </w:r>
+      <w:r>
+        <w:t xml:space="preserve">Дата обращения: </w:t>
+      </w:r>
+      <w:r>
+        <w:t>1</w:t>
+      </w:r>
+      <w:r>
+        <w:t>2.03.2025</w:t>
+      </w:r>
+      <w:r>
         <w:t>)</w:t>
-      </w:r>
-      <w:r>
-        <w:t>.</w:t>
       </w:r>
     </w:p>
     <w:p>
@@ -419,15 +506,290 @@
           <w:numId w:val="3"/>
         </w:numPr>
         <w:ind w:left="993"/>
-        <w:rPr>
-          <w:lang w:val="en-US"/>
-        </w:rPr>
-      </w:pPr>
-      <w:r>
-        <w:rPr>
-          <w:lang w:val="en-US"/>
-        </w:rPr>
-        <w:t xml:space="preserve">Köhle K., Hoppe M., Schmidt A., Mäkelä V. Diegetic and Non-diegetic Health Interfaces in VR Shooter Games // </w:t>
+      </w:pPr>
+      <w:r>
+        <w:rPr>
+          <w:lang w:val="en-US"/>
+        </w:rPr>
+        <w:t>GORN</w:t>
+      </w:r>
+      <w:r>
+        <w:t xml:space="preserve"> [</w:t>
+      </w:r>
+      <w:r>
+        <w:t>электронный</w:t>
+      </w:r>
+      <w:r>
+        <w:t xml:space="preserve"> </w:t>
+      </w:r>
+      <w:r>
+        <w:t>ресурс</w:t>
+      </w:r>
+      <w:r>
+        <w:t xml:space="preserve">]. </w:t>
+      </w:r>
+      <w:r>
+        <w:t>Режим доступа:</w:t>
+      </w:r>
+      <w:r>
+        <w:t xml:space="preserve"> </w:t>
+      </w:r>
+      <w:hyperlink r:id="rId9" w:history="1">
+        <w:r>
+          <w:rPr>
+            <w:rStyle w:val="a8"/>
+            <w:lang w:val="en-US"/>
+          </w:rPr>
+          <w:t>https</w:t>
+        </w:r>
+        <w:r>
+          <w:rPr>
+            <w:rStyle w:val="a8"/>
+          </w:rPr>
+          <w:t>://</w:t>
+        </w:r>
+        <w:r>
+          <w:rPr>
+            <w:rStyle w:val="a8"/>
+            <w:lang w:val="en-US"/>
+          </w:rPr>
+          <w:t>store</w:t>
+        </w:r>
+        <w:r>
+          <w:rPr>
+            <w:rStyle w:val="a8"/>
+          </w:rPr>
+          <w:t>.</w:t>
+        </w:r>
+        <w:proofErr w:type="spellStart"/>
+        <w:r>
+          <w:rPr>
+            <w:rStyle w:val="a8"/>
+            <w:lang w:val="en-US"/>
+          </w:rPr>
+          <w:t>steampowered</w:t>
+        </w:r>
+        <w:proofErr w:type="spellEnd"/>
+        <w:r>
+          <w:rPr>
+            <w:rStyle w:val="a8"/>
+          </w:rPr>
+          <w:t>.</w:t>
+        </w:r>
+        <w:r>
+          <w:rPr>
+            <w:rStyle w:val="a8"/>
+            <w:lang w:val="en-US"/>
+          </w:rPr>
+          <w:t>com</w:t>
+        </w:r>
+        <w:r>
+          <w:rPr>
+            <w:rStyle w:val="a8"/>
+          </w:rPr>
+          <w:t>/</w:t>
+        </w:r>
+        <w:r>
+          <w:rPr>
+            <w:rStyle w:val="a8"/>
+            <w:lang w:val="en-US"/>
+          </w:rPr>
+          <w:t>app</w:t>
+        </w:r>
+        <w:r>
+          <w:rPr>
+            <w:rStyle w:val="a8"/>
+          </w:rPr>
+          <w:t>/578620/</w:t>
+        </w:r>
+        <w:r>
+          <w:rPr>
+            <w:rStyle w:val="a8"/>
+            <w:lang w:val="en-US"/>
+          </w:rPr>
+          <w:t>GORN</w:t>
+        </w:r>
+        <w:r>
+          <w:rPr>
+            <w:rStyle w:val="a8"/>
+          </w:rPr>
+          <w:t>/?</w:t>
+        </w:r>
+        <w:r>
+          <w:rPr>
+            <w:rStyle w:val="a8"/>
+            <w:lang w:val="en-US"/>
+          </w:rPr>
+          <w:t>curator</w:t>
+        </w:r>
+        <w:r>
+          <w:rPr>
+            <w:rStyle w:val="a8"/>
+          </w:rPr>
+          <w:t>_</w:t>
+        </w:r>
+        <w:proofErr w:type="spellStart"/>
+        <w:r>
+          <w:rPr>
+            <w:rStyle w:val="a8"/>
+            <w:lang w:val="en-US"/>
+          </w:rPr>
+          <w:t>clanid</w:t>
+        </w:r>
+        <w:proofErr w:type="spellEnd"/>
+        <w:r>
+          <w:rPr>
+            <w:rStyle w:val="a8"/>
+          </w:rPr>
+          <w:t>=4777282</w:t>
+        </w:r>
+      </w:hyperlink>
+      <w:r>
+        <w:t>. (</w:t>
+      </w:r>
+      <w:r>
+        <w:t xml:space="preserve">Дата обращения: </w:t>
+      </w:r>
+      <w:r>
+        <w:t>1</w:t>
+      </w:r>
+      <w:r>
+        <w:t>2.03.2025</w:t>
+      </w:r>
+      <w:r>
+        <w:t>)</w:t>
+      </w:r>
+    </w:p>
+    <w:p>
+      <w:pPr>
+        <w:pStyle w:val="a5"/>
+        <w:numPr>
+          <w:ilvl w:val="0"/>
+          <w:numId w:val="3"/>
+        </w:numPr>
+        <w:ind w:left="993"/>
+      </w:pPr>
+      <w:r>
+        <w:rPr>
+          <w:lang w:val="en-US"/>
+        </w:rPr>
+        <w:t xml:space="preserve"> </w:t>
+      </w:r>
+      <w:r>
+        <w:rPr>
+          <w:lang w:val="en-US"/>
+        </w:rPr>
+        <w:t xml:space="preserve">Database </w:t>
+      </w:r>
+      <w:r>
+        <w:rPr>
+          <w:lang w:val="en-US"/>
+        </w:rPr>
+        <w:t xml:space="preserve">of everything on </w:t>
+      </w:r>
+      <w:r>
+        <w:rPr>
+          <w:lang w:val="en-US"/>
+        </w:rPr>
+        <w:t>Steam [</w:t>
+      </w:r>
+      <w:r>
+        <w:t>электронный</w:t>
+      </w:r>
+      <w:r>
+        <w:rPr>
+          <w:lang w:val="en-US"/>
+        </w:rPr>
+        <w:t xml:space="preserve"> </w:t>
+      </w:r>
+      <w:r>
+        <w:t>ресурс</w:t>
+      </w:r>
+      <w:r>
+        <w:rPr>
+          <w:lang w:val="en-US"/>
+        </w:rPr>
+        <w:t xml:space="preserve">]. </w:t>
+      </w:r>
+      <w:r>
+        <w:t xml:space="preserve">Режим доступа: </w:t>
+      </w:r>
+      <w:hyperlink r:id="rId10" w:history="1">
+        <w:r>
+          <w:rPr>
+            <w:rStyle w:val="a8"/>
+          </w:rPr>
+          <w:t>https://steamdb.info</w:t>
+        </w:r>
+      </w:hyperlink>
+      <w:r>
+        <w:t xml:space="preserve">. </w:t>
+      </w:r>
+      <w:r>
+        <w:rPr>
+          <w:lang w:val="en-US"/>
+        </w:rPr>
+        <w:t>(</w:t>
+      </w:r>
+      <w:r>
+        <w:t>Дата обращения</w:t>
+      </w:r>
+      <w:r>
+        <w:t xml:space="preserve">: </w:t>
+      </w:r>
+      <w:r>
+        <w:rPr>
+          <w:lang w:val="en-US"/>
+        </w:rPr>
+        <w:t>12</w:t>
+      </w:r>
+      <w:r>
+        <w:t>.0</w:t>
+      </w:r>
+      <w:r>
+        <w:rPr>
+          <w:lang w:val="en-US"/>
+        </w:rPr>
+        <w:t>3</w:t>
+      </w:r>
+      <w:r>
+        <w:t>.2025</w:t>
+      </w:r>
+      <w:r>
+        <w:rPr>
+          <w:lang w:val="en-US"/>
+        </w:rPr>
+        <w:t>)</w:t>
+      </w:r>
+      <w:r>
+        <w:t>.</w:t>
+      </w:r>
+    </w:p>
+    <w:p>
+      <w:pPr>
+        <w:pStyle w:val="a5"/>
+        <w:numPr>
+          <w:ilvl w:val="0"/>
+          <w:numId w:val="3"/>
+        </w:numPr>
+        <w:ind w:left="993"/>
+        <w:rPr>
+          <w:lang w:val="en-US"/>
+        </w:rPr>
+      </w:pPr>
+      <w:proofErr w:type="spellStart"/>
+      <w:r>
+        <w:rPr>
+          <w:lang w:val="en-US"/>
+        </w:rPr>
+        <w:t>Köhle</w:t>
+      </w:r>
+      <w:proofErr w:type="spellEnd"/>
+      <w:r>
+        <w:rPr>
+          <w:lang w:val="en-US"/>
+        </w:rPr>
+        <w:t xml:space="preserve"> K., Hoppe M., Schmidt A., Mäkelä V. Diegetic and Non-diegetic Health Interfaces in VR Shooter Games // </w:t>
       </w:r>
       <w:r>
         <w:rPr>
@@ -469,7 +831,7 @@
 </file>
 
 <file path=word/numbering.xml><?xml version="1.0" encoding="utf-8"?>
-<w:numbering xmlns:wpc="http://schemas.microsoft.com/office/word/2010/wordprocessingCanvas" xmlns:cx="http://schemas.microsoft.com/office/drawing/2014/chartex" xmlns:cx1="http://schemas.microsoft.com/office/drawing/2015/9/8/chartex" xmlns:cx2="http://schemas.microsoft.com/office/drawing/2015/10/21/chartex" xmlns:cx3="http://schemas.microsoft.com/office/drawing/2016/5/9/chartex" xmlns:cx4="http://schemas.microsoft.com/office/drawing/2016/5/10/chartex" xmlns:cx5="http://schemas.microsoft.com/office/drawing/2016/5/11/chartex" xmlns:cx6="http://schemas.microsoft.com/office/drawing/2016/5/12/chartex" xmlns:cx7="http://schemas.microsoft.com/office/drawing/2016/5/13/chartex" xmlns:cx8="http://schemas.microsoft.com/office/drawing/2016/5/14/chartex" xmlns:mc="http://schemas.openxmlformats.org/markup-compatibility/2006" xmlns:aink="http://schemas.microsoft.com/office/drawing/2016/ink" xmlns:am3d="http://schemas.microsoft.com/office/drawing/2017/model3d" xmlns:o="urn:schemas-microsoft-com:office:office" xmlns:r="http://schemas.openxmlformats.org/officeDocument/2006/relationships" xmlns:m="http://schemas.openxmlformats.org/officeDocument/2006/math" xmlns:v="urn:schemas-microsoft-com:vml" xmlns:wp14="http://schemas.microsoft.com/office/word/2010/wordprocessingDrawing" xmlns:wp="http://schemas.openxmlformats.org/drawingml/2006/wordprocessingDrawing" xmlns:w10="urn:schemas-microsoft-com:office:word" xmlns:w="http://schemas.openxmlformats.org/wordprocessingml/2006/main" xmlns:w14="http://schemas.microsoft.com/office/word/2010/wordml" xmlns:w15="http://schemas.microsoft.com/office/word/2012/wordml" xmlns:w16cex="http://schemas.microsoft.com/office/word/2018/wordml/cex" xmlns:w16cid="http://schemas.microsoft.com/office/word/2016/wordml/cid" xmlns:w16="http://schemas.microsoft.com/office/word/2018/wordml" xmlns:w16sdtdh="http://schemas.microsoft.com/office/word/2020/wordml/sdtdatahash" xmlns:w16se="http://schemas.microsoft.com/office/word/2015/wordml/symex" xmlns:wpg="http://schemas.microsoft.com/office/word/2010/wordprocessingGroup" xmlns:wpi="http://schemas.microsoft.com/office/word/2010/wordprocessingInk" xmlns:wne="http://schemas.microsoft.com/office/word/2006/wordml" xmlns:wps="http://schemas.microsoft.com/office/word/2010/wordprocessingShape" mc:Ignorable="w14 w15 w16se w16cid w16 w16cex w16sdtdh wp14">
+<w:numbering xmlns:wpc="http://schemas.microsoft.com/office/word/2010/wordprocessingCanvas" xmlns:cx="http://schemas.microsoft.com/office/drawing/2014/chartex" xmlns:cx1="http://schemas.microsoft.com/office/drawing/2015/9/8/chartex" xmlns:cx2="http://schemas.microsoft.com/office/drawing/2015/10/21/chartex" xmlns:cx3="http://schemas.microsoft.com/office/drawing/2016/5/9/chartex" xmlns:cx4="http://schemas.microsoft.com/office/drawing/2016/5/10/chartex" xmlns:cx5="http://schemas.microsoft.com/office/drawing/2016/5/11/chartex" xmlns:cx6="http://schemas.microsoft.com/office/drawing/2016/5/12/chartex" xmlns:cx7="http://schemas.microsoft.com/office/drawing/2016/5/13/chartex" xmlns:cx8="http://schemas.microsoft.com/office/drawing/2016/5/14/chartex" xmlns:mc="http://schemas.openxmlformats.org/markup-compatibility/2006" xmlns:aink="http://schemas.microsoft.com/office/drawing/2016/ink" xmlns:am3d="http://schemas.microsoft.com/office/drawing/2017/model3d" xmlns:o="urn:schemas-microsoft-com:office:office" xmlns:oel="http://schemas.microsoft.com/office/2019/extlst" xmlns:r="http://schemas.openxmlformats.org/officeDocument/2006/relationships" xmlns:m="http://schemas.openxmlformats.org/officeDocument/2006/math" xmlns:v="urn:schemas-microsoft-com:vml" xmlns:wp14="http://schemas.microsoft.com/office/word/2010/wordprocessingDrawing" xmlns:wp="http://schemas.openxmlformats.org/drawingml/2006/wordprocessingDrawing" xmlns:w10="urn:schemas-microsoft-com:office:word" xmlns:w="http://schemas.openxmlformats.org/wordprocessingml/2006/main" xmlns:w14="http://schemas.microsoft.com/office/word/2010/wordml" xmlns:w15="http://schemas.microsoft.com/office/word/2012/wordml" xmlns:w16cex="http://schemas.microsoft.com/office/word/2018/wordml/cex" xmlns:w16cid="http://schemas.microsoft.com/office/word/2016/wordml/cid" xmlns:w16="http://schemas.microsoft.com/office/word/2018/wordml" xmlns:w16du="http://schemas.microsoft.com/office/word/2023/wordml/word16du" xmlns:w16sdtdh="http://schemas.microsoft.com/office/word/2020/wordml/sdtdatahash" xmlns:w16sdtfl="http://schemas.microsoft.com/office/word/2024/wordml/sdtformatlock" xmlns:w16se="http://schemas.microsoft.com/office/word/2015/wordml/symex" xmlns:wpg="http://schemas.microsoft.com/office/word/2010/wordprocessingGroup" xmlns:wpi="http://schemas.microsoft.com/office/word/2010/wordprocessingInk" xmlns:wne="http://schemas.microsoft.com/office/word/2006/wordml" xmlns:wps="http://schemas.microsoft.com/office/word/2010/wordprocessingShape" mc:Ignorable="w14 w15 w16se w16cid w16 w16cex w16sdtdh w16sdtfl w16du wp14">
   <w:abstractNum w:abstractNumId="0" w15:restartNumberingAfterBreak="0">
     <w:nsid w:val="4E487277"/>
     <w:multiLevelType w:val="hybridMultilevel"/>
@@ -823,23 +1185,23 @@
       </w:pPr>
     </w:lvl>
   </w:abstractNum>
-  <w:num w:numId="1">
+  <w:num w:numId="1" w16cid:durableId="195625025">
     <w:abstractNumId w:val="3"/>
   </w:num>
-  <w:num w:numId="2">
+  <w:num w:numId="2" w16cid:durableId="1490752285">
     <w:abstractNumId w:val="1"/>
   </w:num>
-  <w:num w:numId="3">
+  <w:num w:numId="3" w16cid:durableId="699209904">
     <w:abstractNumId w:val="0"/>
   </w:num>
-  <w:num w:numId="4">
+  <w:num w:numId="4" w16cid:durableId="1182284035">
     <w:abstractNumId w:val="2"/>
   </w:num>
 </w:numbering>
 </file>
 
 <file path=word/styles.xml><?xml version="1.0" encoding="utf-8"?>
-<w:styles xmlns:mc="http://schemas.openxmlformats.org/markup-compatibility/2006" xmlns:r="http://schemas.openxmlformats.org/officeDocument/2006/relationships" xmlns:w="http://schemas.openxmlformats.org/wordprocessingml/2006/main" xmlns:w14="http://schemas.microsoft.com/office/word/2010/wordml" xmlns:w15="http://schemas.microsoft.com/office/word/2012/wordml" xmlns:w16cex="http://schemas.microsoft.com/office/word/2018/wordml/cex" xmlns:w16cid="http://schemas.microsoft.com/office/word/2016/wordml/cid" xmlns:w16="http://schemas.microsoft.com/office/word/2018/wordml" xmlns:w16sdtdh="http://schemas.microsoft.com/office/word/2020/wordml/sdtdatahash" xmlns:w16se="http://schemas.microsoft.com/office/word/2015/wordml/symex" mc:Ignorable="w14 w15 w16se w16cid w16 w16cex w16sdtdh">
+<w:styles xmlns:mc="http://schemas.openxmlformats.org/markup-compatibility/2006" xmlns:r="http://schemas.openxmlformats.org/officeDocument/2006/relationships" xmlns:w="http://schemas.openxmlformats.org/wordprocessingml/2006/main" xmlns:w14="http://schemas.microsoft.com/office/word/2010/wordml" xmlns:w15="http://schemas.microsoft.com/office/word/2012/wordml" xmlns:w16cex="http://schemas.microsoft.com/office/word/2018/wordml/cex" xmlns:w16cid="http://schemas.microsoft.com/office/word/2016/wordml/cid" xmlns:w16="http://schemas.microsoft.com/office/word/2018/wordml" xmlns:w16du="http://schemas.microsoft.com/office/word/2023/wordml/word16du" xmlns:w16sdtdh="http://schemas.microsoft.com/office/word/2020/wordml/sdtdatahash" xmlns:w16sdtfl="http://schemas.microsoft.com/office/word/2024/wordml/sdtformatlock" xmlns:w16se="http://schemas.microsoft.com/office/word/2015/wordml/symex" mc:Ignorable="w14 w15 w16se w16cid w16 w16cex w16sdtdh w16sdtfl w16du">
   <w:docDefaults>
     <w:rPrDefault>
       <w:rPr>
